--- a/exports/abnahme/analysebericht_intern.docx
+++ b/exports/abnahme/analysebericht_intern.docx
@@ -63,7 +63,7 @@
         <w:t>Datum:</w:t>
       </w:r>
       <w:r>
-        <w:t xml:space="preserve"> 12.08.2026</w:t>
+        <w:t xml:space="preserve"> 16.08.2026</w:t>
       </w:r>
     </w:p>
     <w:p>
@@ -140,7 +140,7 @@
         <w:t>Feldabdeckung:</w:t>
       </w:r>
       <w:r>
-        <w:t xml:space="preserve"> 100.0 % | </w:t>
+        <w:t xml:space="preserve"> 98.2 % | </w:t>
       </w:r>
       <w:r>
         <w:rPr>
@@ -1740,7 +1740,7 @@
           </w:tcPr>
           <w:p>
             <w:r>
-              <w:t>vollständig</w:t>
+              <w:t>teilweise</w:t>
             </w:r>
           </w:p>
         </w:tc>

--- a/exports/abnahme/analysebericht_intern.docx
+++ b/exports/abnahme/analysebericht_intern.docx
@@ -116,7 +116,20 @@
         <w:pStyle w:val="Heading2"/>
       </w:pPr>
       <w:r>
-        <w:t>2. Executive Summary &amp; Bewertung der IT-Umgebung</w:t>
+        <w:t>2. Ansprechpartner &amp; Support-Matrix</w:t>
+      </w:r>
+    </w:p>
+    <w:p>
+      <w:r>
+        <w:t>Es wurden keine Ansprechpartner oder Support-Kontakte erfasst.</w:t>
+      </w:r>
+    </w:p>
+    <w:p>
+      <w:pPr>
+        <w:pStyle w:val="Heading2"/>
+      </w:pPr>
+      <w:r>
+        <w:t>3. Executive Summary &amp; Bewertung der IT-Umgebung</w:t>
       </w:r>
     </w:p>
     <w:p>
@@ -441,7 +454,7 @@
         <w:pStyle w:val="Heading2"/>
       </w:pPr>
       <w:r>
-        <w:t>3. Technische Infrastruktur und Fachkapitel</w:t>
+        <w:t>4. Technische Infrastruktur und Fachkapitel</w:t>
       </w:r>
     </w:p>
     <w:p>
@@ -1246,7 +1259,7 @@
         <w:pStyle w:val="Heading2"/>
       </w:pPr>
       <w:r>
-        <w:t>4. Übersichtstabellen Erfasster Systeme</w:t>
+        <w:t>5. Übersichtstabellen Erfasster Systeme</w:t>
       </w:r>
     </w:p>
     <w:tbl>
@@ -1803,7 +1816,7 @@
         <w:pStyle w:val="Heading2"/>
       </w:pPr>
       <w:r>
-        <w:t>5. Feststellungen (Findings)</w:t>
+        <w:t>6. Feststellungen (Findings)</w:t>
       </w:r>
     </w:p>
     <w:tbl>
@@ -6528,7 +6541,7 @@
         <w:pStyle w:val="Heading2"/>
       </w:pPr>
       <w:r>
-        <w:t>6. Priorisierter Maßnahmenkatalog</w:t>
+        <w:t>7. Priorisierter Maßnahmenkatalog</w:t>
       </w:r>
     </w:p>
     <w:p>
